--- a/seleniumAssessment/Selenium_Report.docx
+++ b/seleniumAssessment/Selenium_Report.docx
@@ -153,25 +153,6 @@
         <w:rPr>
           <w:b/>
           <w:bCs/>
-          <w:sz w:val="28"/>
-          <w:szCs w:val="28"/>
-        </w:rPr>
-      </w:pPr>
-    </w:p>
-    <w:p>
-      <w:pPr>
-        <w:rPr>
-          <w:color w:val="000000" w:themeColor="text1"/>
-          <w:sz w:val="28"/>
-          <w:szCs w:val="28"/>
-        </w:rPr>
-      </w:pPr>
-    </w:p>
-    <w:p>
-      <w:pPr>
-        <w:rPr>
-          <w:b/>
-          <w:bCs/>
           <w:color w:val="000000" w:themeColor="text1"/>
           <w:sz w:val="36"/>
           <w:szCs w:val="36"/>
@@ -204,7 +185,25 @@
           <w:sz w:val="28"/>
           <w:szCs w:val="28"/>
         </w:rPr>
-        <w:t>To design and implement a hybrid automation framework combining API (RestAssured) and UI (Selenium + Cucumber) testing ensuring end-to-end validation.</w:t>
+        <w:t>To design and implement a hybrid automation framework combining API (</w:t>
+      </w:r>
+      <w:proofErr w:type="spellStart"/>
+      <w:r>
+        <w:rPr>
+          <w:color w:val="000000" w:themeColor="text1"/>
+          <w:sz w:val="28"/>
+          <w:szCs w:val="28"/>
+        </w:rPr>
+        <w:t>RestAssured</w:t>
+      </w:r>
+      <w:proofErr w:type="spellEnd"/>
+      <w:r>
+        <w:rPr>
+          <w:color w:val="000000" w:themeColor="text1"/>
+          <w:sz w:val="28"/>
+          <w:szCs w:val="28"/>
+        </w:rPr>
+        <w:t>) and UI (Selenium + Cucumber) testing ensuring end-to-end validation.</w:t>
       </w:r>
       <w:r>
         <w:t xml:space="preserve"> </w:t>
@@ -395,17 +394,18 @@
           <w:u w:val="single"/>
         </w:rPr>
       </w:pPr>
-      <w:r>
-        <w:rPr>
-          <w:b/>
-          <w:bCs/>
-          <w:sz w:val="36"/>
-          <w:szCs w:val="36"/>
-          <w:u w:val="single"/>
-        </w:rPr>
-        <w:lastRenderedPageBreak/>
+      <w:proofErr w:type="spellStart"/>
+      <w:r>
+        <w:rPr>
+          <w:b/>
+          <w:bCs/>
+          <w:sz w:val="36"/>
+          <w:szCs w:val="36"/>
+          <w:u w:val="single"/>
+        </w:rPr>
         <w:t>Github</w:t>
       </w:r>
+      <w:proofErr w:type="spellEnd"/>
       <w:r>
         <w:rPr>
           <w:b/>
@@ -436,6 +436,52 @@
         </w:rPr>
         <w:t xml:space="preserve"> </w:t>
       </w:r>
+      <w:hyperlink r:id="rId7" w:history="1">
+        <w:proofErr w:type="spellStart"/>
+        <w:r>
+          <w:rPr>
+            <w:rStyle w:val="Hyperlink"/>
+            <w:b/>
+            <w:bCs/>
+            <w:sz w:val="32"/>
+            <w:szCs w:val="32"/>
+          </w:rPr>
+          <w:t>ust</w:t>
+        </w:r>
+        <w:proofErr w:type="spellEnd"/>
+        <w:r>
+          <w:rPr>
+            <w:rStyle w:val="Hyperlink"/>
+            <w:b/>
+            <w:bCs/>
+            <w:sz w:val="32"/>
+            <w:szCs w:val="32"/>
+          </w:rPr>
+          <w:t>-</w:t>
+        </w:r>
+        <w:proofErr w:type="spellStart"/>
+        <w:r>
+          <w:rPr>
+            <w:rStyle w:val="Hyperlink"/>
+            <w:b/>
+            <w:bCs/>
+            <w:sz w:val="32"/>
+            <w:szCs w:val="32"/>
+          </w:rPr>
+          <w:t>sdet</w:t>
+        </w:r>
+        <w:proofErr w:type="spellEnd"/>
+        <w:r>
+          <w:rPr>
+            <w:rStyle w:val="Hyperlink"/>
+            <w:b/>
+            <w:bCs/>
+            <w:sz w:val="32"/>
+            <w:szCs w:val="32"/>
+          </w:rPr>
+          <w:t>-training/SDET at shahbaz_assessment_29Jun26</w:t>
+        </w:r>
+      </w:hyperlink>
     </w:p>
     <w:p>
       <w:pPr>
@@ -483,16 +529,44 @@
           <w:sz w:val="28"/>
           <w:szCs w:val="28"/>
         </w:rPr>
-        <w:t>Java, Maven, Selenium WebDriver, Cucumber BDD, RestAssured, IntelliJ</w:t>
-      </w:r>
-      <w:r>
-        <w:rPr>
-          <w:color w:val="000000" w:themeColor="text1"/>
-          <w:sz w:val="28"/>
-          <w:szCs w:val="28"/>
-        </w:rPr>
-        <w:t xml:space="preserve"> / VsCode</w:t>
-      </w:r>
+        <w:t xml:space="preserve">Java, Maven, Selenium WebDriver, Cucumber BDD, </w:t>
+      </w:r>
+      <w:proofErr w:type="spellStart"/>
+      <w:r>
+        <w:rPr>
+          <w:color w:val="000000" w:themeColor="text1"/>
+          <w:sz w:val="28"/>
+          <w:szCs w:val="28"/>
+        </w:rPr>
+        <w:t>RestAssured</w:t>
+      </w:r>
+      <w:proofErr w:type="spellEnd"/>
+      <w:r>
+        <w:rPr>
+          <w:color w:val="000000" w:themeColor="text1"/>
+          <w:sz w:val="28"/>
+          <w:szCs w:val="28"/>
+        </w:rPr>
+        <w:t>, IntelliJ</w:t>
+      </w:r>
+      <w:r>
+        <w:rPr>
+          <w:color w:val="000000" w:themeColor="text1"/>
+          <w:sz w:val="28"/>
+          <w:szCs w:val="28"/>
+        </w:rPr>
+        <w:t xml:space="preserve"> / </w:t>
+      </w:r>
+      <w:proofErr w:type="spellStart"/>
+      <w:r>
+        <w:rPr>
+          <w:color w:val="000000" w:themeColor="text1"/>
+          <w:sz w:val="28"/>
+          <w:szCs w:val="28"/>
+        </w:rPr>
+        <w:t>VsCode</w:t>
+      </w:r>
+      <w:proofErr w:type="spellEnd"/>
     </w:p>
     <w:p>
       <w:pPr>
@@ -692,7 +766,7 @@
                     <pic:cNvPicPr/>
                   </pic:nvPicPr>
                   <pic:blipFill>
-                    <a:blip r:embed="rId7"/>
+                    <a:blip r:embed="rId8"/>
                     <a:stretch>
                       <a:fillRect/>
                     </a:stretch>
@@ -962,7 +1036,25 @@
           <w:sz w:val="28"/>
           <w:szCs w:val="28"/>
         </w:rPr>
-        <w:t xml:space="preserve">  mvn clean test</w:t>
+        <w:t xml:space="preserve">  </w:t>
+      </w:r>
+      <w:proofErr w:type="spellStart"/>
+      <w:r>
+        <w:rPr>
+          <w:color w:val="000000" w:themeColor="text1"/>
+          <w:sz w:val="28"/>
+          <w:szCs w:val="28"/>
+        </w:rPr>
+        <w:t>mvn</w:t>
+      </w:r>
+      <w:proofErr w:type="spellEnd"/>
+      <w:r>
+        <w:rPr>
+          <w:color w:val="000000" w:themeColor="text1"/>
+          <w:sz w:val="28"/>
+          <w:szCs w:val="28"/>
+        </w:rPr>
+        <w:t xml:space="preserve"> clean test</w:t>
       </w:r>
     </w:p>
     <w:p>
@@ -1022,6 +1114,7 @@
           <w:u w:val="single"/>
         </w:rPr>
       </w:pPr>
+      <w:proofErr w:type="spellStart"/>
       <w:r>
         <w:rPr>
           <w:b/>
@@ -1033,6 +1126,7 @@
         </w:rPr>
         <w:t>DriverFactory</w:t>
       </w:r>
+      <w:proofErr w:type="spellEnd"/>
     </w:p>
     <w:p>
       <w:pPr>
@@ -1068,7 +1162,7 @@
                     <pic:cNvPicPr/>
                   </pic:nvPicPr>
                   <pic:blipFill>
-                    <a:blip r:embed="rId8"/>
+                    <a:blip r:embed="rId9"/>
                     <a:stretch>
                       <a:fillRect/>
                     </a:stretch>
@@ -1185,7 +1279,7 @@
                     <pic:cNvPicPr/>
                   </pic:nvPicPr>
                   <pic:blipFill>
-                    <a:blip r:embed="rId9"/>
+                    <a:blip r:embed="rId10"/>
                     <a:stretch>
                       <a:fillRect/>
                     </a:stretch>
@@ -1227,6 +1321,7 @@
           <w:szCs w:val="28"/>
         </w:rPr>
       </w:pPr>
+      <w:proofErr w:type="spellStart"/>
       <w:r>
         <w:rPr>
           <w:b/>
@@ -1238,6 +1333,7 @@
         </w:rPr>
         <w:t>Product_Search_Dynamic_ValidationTest</w:t>
       </w:r>
+      <w:proofErr w:type="spellEnd"/>
     </w:p>
     <w:p>
       <w:pPr>
@@ -1274,7 +1370,7 @@
                     <pic:cNvPicPr/>
                   </pic:nvPicPr>
                   <pic:blipFill>
-                    <a:blip r:embed="rId10"/>
+                    <a:blip r:embed="rId11"/>
                     <a:stretch>
                       <a:fillRect/>
                     </a:stretch>
@@ -1330,7 +1426,7 @@
                     <pic:cNvPicPr/>
                   </pic:nvPicPr>
                   <pic:blipFill>
-                    <a:blip r:embed="rId11"/>
+                    <a:blip r:embed="rId12"/>
                     <a:stretch>
                       <a:fillRect/>
                     </a:stretch>
@@ -1385,7 +1481,7 @@
                     <pic:cNvPicPr/>
                   </pic:nvPicPr>
                   <pic:blipFill>
-                    <a:blip r:embed="rId12"/>
+                    <a:blip r:embed="rId13"/>
                     <a:stretch>
                       <a:fillRect/>
                     </a:stretch>
@@ -1441,7 +1537,7 @@
                     <pic:cNvPicPr/>
                   </pic:nvPicPr>
                   <pic:blipFill>
-                    <a:blip r:embed="rId13"/>
+                    <a:blip r:embed="rId14"/>
                     <a:stretch>
                       <a:fillRect/>
                     </a:stretch>
@@ -1528,7 +1624,7 @@
                     <pic:cNvPicPr/>
                   </pic:nvPicPr>
                   <pic:blipFill>
-                    <a:blip r:embed="rId14"/>
+                    <a:blip r:embed="rId15"/>
                     <a:stretch>
                       <a:fillRect/>
                     </a:stretch>
@@ -1624,8 +1720,18 @@
           <w:sz w:val="28"/>
           <w:szCs w:val="28"/>
         </w:rPr>
-        <w:t>2 Config to get base url</w:t>
-      </w:r>
+        <w:t xml:space="preserve">2 Config to get base </w:t>
+      </w:r>
+      <w:proofErr w:type="spellStart"/>
+      <w:r>
+        <w:rPr>
+          <w:color w:val="000000" w:themeColor="text1"/>
+          <w:sz w:val="28"/>
+          <w:szCs w:val="28"/>
+        </w:rPr>
+        <w:t>url</w:t>
+      </w:r>
+      <w:proofErr w:type="spellEnd"/>
     </w:p>
     <w:p>
       <w:pPr>
@@ -3885,6 +3991,18 @@
       <w:u w:val="single"/>
     </w:rPr>
   </w:style>
+  <w:style w:type="character" w:styleId="UnresolvedMention">
+    <w:name w:val="Unresolved Mention"/>
+    <w:basedOn w:val="DefaultParagraphFont"/>
+    <w:uiPriority w:val="99"/>
+    <w:semiHidden/>
+    <w:unhideWhenUsed/>
+    <w:rsid w:val="00A97FAE"/>
+    <w:rPr>
+      <w:color w:val="605E5C"/>
+      <w:shd w:val="clear" w:color="auto" w:fill="E1DFDD"/>
+    </w:rPr>
+  </w:style>
 </w:styles>
 </file>
 
